--- a/blog-module/blog-entries/20260309D/Εμένα-ρωτάς-εγώ-σε-λέω-Μελβούρνη.docx
+++ b/blog-module/blog-entries/20260309D/Εμένα-ρωτάς-εγώ-σε-λέω-Μελβούρνη.docx
@@ -4,26 +4,27 @@
   <w:body>
     <w:p>
       <w:pPr>
-        <w:jc w:val="center"/>
-        <w:rPr>
-          <w:rFonts w:ascii="Comic Sans MS" w:hAnsi="Comic Sans MS"/>
-          <w:b/>
-          <w:bCs/>
-          <w:sz w:val="28"/>
-          <w:szCs w:val="28"/>
+        <w:rPr>
           <w:lang w:val="el-GR"/>
         </w:rPr>
       </w:pPr>
       <w:r>
         <w:rPr>
-          <w:rFonts w:ascii="Comic Sans MS" w:hAnsi="Comic Sans MS"/>
-          <w:b/>
-          <w:bCs/>
-          <w:sz w:val="28"/>
-          <w:szCs w:val="28"/>
           <w:lang w:val="de-DE"/>
         </w:rPr>
-        <w:t>Random Misc</w:t>
+        <w:t>Random</w:t>
+      </w:r>
+      <w:r>
+        <w:rPr>
+          <w:lang w:val="el-GR"/>
+        </w:rPr>
+        <w:t xml:space="preserve"> </w:t>
+      </w:r>
+      <w:r>
+        <w:rPr>
+          <w:lang w:val="de-DE"/>
+        </w:rPr>
+        <w:t>Misc</w:t>
       </w:r>
     </w:p>
     <w:p>

--- a/blog-module/blog-entries/20260309D/Εμένα-ρωτάς-εγώ-σε-λέω-Μελβούρνη.docx
+++ b/blog-module/blog-entries/20260309D/Εμένα-ρωτάς-εγώ-σε-λέω-Μελβούρνη.docx
@@ -12,7 +12,7 @@
         <w:rPr>
           <w:lang w:val="de-DE"/>
         </w:rPr>
-        <w:t>Random</w:t>
+        <w:t>GP</w:t>
       </w:r>
       <w:r>
         <w:rPr>
@@ -24,7 +24,7 @@
         <w:rPr>
           <w:lang w:val="de-DE"/>
         </w:rPr>
-        <w:t>Misc</w:t>
+        <w:t>2026</w:t>
       </w:r>
     </w:p>
     <w:p>
